--- a/Claude outputs/Inventory_Replenishment_User_Stories.docx
+++ b/Claude outputs/Inventory_Replenishment_User_Stories.docx
@@ -567,6 +567,64 @@
           <w:szCs w:val="21"/>
         </w:rPr>
         <w:t xml:space="preserve">Do NOT build a company-level configuration that forces "product-level OR warehouse-level" min stock. Reasons: (1) the cascade already delivers BOTH and more flexibly — product-only = set the product default and don’t override; warehouse-level = override; and users can MIX (product default for the long tail, warehouse override for A-items) which an either/or toggle would forbid. (2) NetSuite’s company toggle exists to UPGRADE an item-level base to per-location; our base is ALREADY per-location, so a toggle would only DOWNGRADE/lock — a restriction, not a capability. SAP runs the cascade at enterprise scale with no either/or switch. (3) Keep the WAREHOUSE-level effective min stock as the single RESOLVED read-model — every warehouse always has an effective value (own override → inherited product default → computed). WMS keeps reading warehouse-level exactly as today (just the resolved value), so NO WMS rework. A hard toggle would force WMS to branch its read path — the exact costly rework to avoid. Cost HIGH / value LOW-to-NEGATIVE / hard to reverse → do not build. If real GOVERNANCE demand appears (enforce no local deviation) or a setup convenience is wanted, build a lightweight PREFERENCE later (default management level for new SKUs; optional "lock warehouse overrides") — UI/RBAC only, no engine fork, no WMS change.</w:t>
+      </w:r>
+    </w:p>
+    <w:p>
+      <w:pPr>
+        <w:pStyle w:val="ListParagraph"/>
+        <w:numPr>
+          <w:ilvl w:val="0"/>
+          <w:numId w:val="1"/>
+        </w:numPr>
+        <w:spacing w:after="40"/>
+      </w:pPr>
+      <w:r>
+        <w:rPr>
+          <w:rFonts w:ascii="Arial" w:cs="Arial" w:eastAsia="Arial" w:hAnsi="Arial"/>
+          <w:b/>
+          <w:bCs/>
+          <w:color w:val="1F3864"/>
+          <w:sz w:val="21"/>
+          <w:szCs w:val="21"/>
+        </w:rPr>
+        <w:t xml:space="preserve">D16 → Settings page exposes INPUTS/FALLBACKS only; min stock is never a default; demand is system-computed with a scoped cold-start seed: </w:t>
+      </w:r>
+      <w:r>
+        <w:rPr>
+          <w:rFonts w:ascii="Arial" w:cs="Arial" w:eastAsia="Arial" w:hAnsi="Arial"/>
+          <w:sz w:val="21"/>
+          <w:szCs w:val="21"/>
+        </w:rPr>
+        <w:t xml:space="preserve">The /replenishment-settings page must NOT have a "default min stock" field — reorder point/min stock is a DERIVED OUTPUT (avg daily demand × (lead time + safety days), D13/CALC), not an input. A default min-stock field reintroduces manual reorder points (the Accurate behaviour we are beating) and silently fights the engine. DROP IT. Also do NOT promote a user-typed "average daily demand / average stock out per day" to a primary default — demand is the one input the system computes better than a human, from Transaction sales history over the lookback window (US-002); making it manual = high cognitive load, stale numbers, and throws away the core differentiator vs BigSeller/Jubelio (NetSuite/Odoo/SAP all compute it). The legitimate settings defaults are ONLY: (1) safety days (default), (2) lead-time FALLBACK default — real lead time is derived per preferred vendor from PO→GR history (US-001); this only fires when no PO history exists, label it "fallback", (3) demand lookback window in days. Plus one scoped optional input: (4) cold-start expected daily demand SEED, per category, labelled "new products only" (US-003). Demand resolution is THREE cases per SKU×warehouse: (a) history ≥ cold-start threshold → compute from lookback (default path); (b) zero history → use cold-start seed; (c) thin history (below threshold) → use cold-start seed, NOT a velocity computed off too few points. Threshold is expressed primarily in DAYS of sellable history (default 14), with an optional secondary minimum-sales-count guard. Graduation off the seed is AUTOMATIC and SILENT: the moment a SKU crosses the threshold the nightly job switches from seed to computed with no user action — otherwise the seed becomes a permanent manual demand number (the min-stock-default trap by the back door). Terminology: never call it "stock out per day" in UI (stock-out = running out); use "average daily usage/demand". Settings UX loophole to close: when a warehouse override exists downstream, editing the GLOBAL default appears to do nothing (override wins, D14) — the settings page must surface the count of downstream overrides so users understand why a global edit did not propagate.</w:t>
+      </w:r>
+    </w:p>
+    <w:p>
+      <w:pPr>
+        <w:pStyle w:val="ListParagraph"/>
+        <w:numPr>
+          <w:ilvl w:val="0"/>
+          <w:numId w:val="1"/>
+        </w:numPr>
+        <w:spacing w:after="40"/>
+      </w:pPr>
+      <w:r>
+        <w:rPr>
+          <w:rFonts w:ascii="Arial" w:cs="Arial" w:eastAsia="Arial" w:hAnsi="Arial"/>
+          <w:b/>
+          <w:bCs/>
+          <w:color w:val="1F3864"/>
+          <w:sz w:val="21"/>
+          <w:szCs w:val="21"/>
+        </w:rPr>
+        <w:t xml:space="preserve">D17 → Single cold-start path: drop the direct min-stock seed; min stock is ALWAYS computed: </w:t>
+      </w:r>
+      <w:r>
+        <w:rPr>
+          <w:rFonts w:ascii="Arial" w:cs="Arial" w:eastAsia="Arial" w:hAnsi="Arial"/>
+          <w:sz w:val="21"/>
+          <w:szCs w:val="21"/>
+        </w:rPr>
+        <w:t xml:space="preserve">The prototype config (replenishmentConfig.ts) carried TWO competing cold-start mechanisms for a no-/thin-history SKU: (1) coldStartCategoryDemand — seeds DEMAND, so reorder point stays COMPUTED = demand × (lead + safety); and (2) minStockByCategory / minStockGlobal — seeds MIN STOCK DIRECTLY, bypassing the calc. Two mechanisms for the identical case produce two different reorder points (e.g. a new Green Beans SKU could take either), which is exactly the D16 inconsistency wearing a "floor" label — a manual reorder point by another name. RESOLUTION (confirmed demand-driven-only): DROP minStockByCategory and minStockGlobal entirely. Min stock is ALWAYS computed = demand × (lead + safety days), INCLUDING cold-start, where demand comes from the coldStartCategoryDemand seed (empty default → Needs setup, never a fabricated number). One formula, one cold-start path, zero manual reorder points anywhere. The gate stays coldStartMinDays (days of history); the seed stays coldStartCategoryDemand (per-category, overridable per SKU×warehouse). EXCEPTION (only if a real requirement exists): a genuine service-level/contractual "always keep N units regardless of demand" need is served by an EXPLICIT per-SKU "minimum service stock" override, named for what it is and applied as max(computed, serviceFloor) — NOT a category-wide cold-start default that silently competes with the demand seed. No such requirement identified at decision time.</w:t>
       </w:r>
     </w:p>
     <w:p>
@@ -5737,7 +5795,7 @@
           <w:sz w:val="18"/>
           <w:szCs w:val="18"/>
         </w:rPr>
-        <w:t xml:space="preserve">(Edge case — insufficient history)</w:t>
+        <w:t xml:space="preserve">(Edge case — thin history)</w:t>
       </w:r>
     </w:p>
     <w:p>
@@ -5761,7 +5819,7 @@
           <w:sz w:val="19"/>
           <w:szCs w:val="19"/>
         </w:rPr>
-        <w:t xml:space="preserve">history is shorter than the lookback but ≥ the minimum threshold</w:t>
+        <w:t xml:space="preserve">history is present but BELOW the cold-start threshold (e.g. sold 3 units in 90 days, or only 6 days since first sale)</w:t>
       </w:r>
     </w:p>
     <w:p>
@@ -5809,7 +5867,7 @@
           <w:sz w:val="19"/>
           <w:szCs w:val="19"/>
         </w:rPr>
-        <w:t xml:space="preserve">it averages over the available days; below the minimum it routes to Needs setup (cold-start, US-003)</w:t>
+        <w:t xml:space="preserve">it does NOT compute a velocity off too-few points; it routes to Needs setup and uses the cold-start seed (US-003) — never a garbage number that looks authoritative</w:t>
       </w:r>
     </w:p>
     <w:p>
@@ -5826,6 +5884,204 @@
           <w:szCs w:val="19"/>
         </w:rPr>
         <w:t xml:space="preserve">AC-05 </w:t>
+      </w:r>
+      <w:r>
+        <w:rPr>
+          <w:rFonts w:ascii="Arial" w:cs="Arial" w:eastAsia="Arial" w:hAnsi="Arial"/>
+          <w:b/>
+          <w:bCs/>
+          <w:color w:val="854F0B"/>
+          <w:sz w:val="18"/>
+          <w:szCs w:val="18"/>
+        </w:rPr>
+        <w:t xml:space="preserve">(Edge case — sufficient-but-partial history)</w:t>
+      </w:r>
+    </w:p>
+    <w:p>
+      <w:pPr>
+        <w:spacing w:after="40"/>
+        <w:ind w:left="260"/>
+      </w:pPr>
+      <w:r>
+        <w:rPr>
+          <w:rFonts w:ascii="Arial" w:cs="Arial" w:eastAsia="Arial" w:hAnsi="Arial"/>
+          <w:b/>
+          <w:bCs/>
+          <w:sz w:val="19"/>
+          <w:szCs w:val="19"/>
+        </w:rPr>
+        <w:t xml:space="preserve">Given </w:t>
+      </w:r>
+      <w:r>
+        <w:rPr>
+          <w:rFonts w:ascii="Arial" w:cs="Arial" w:eastAsia="Arial" w:hAnsi="Arial"/>
+          <w:sz w:val="19"/>
+          <w:szCs w:val="19"/>
+        </w:rPr>
+        <w:t xml:space="preserve">history is shorter than the lookback window but ≥ the cold-start threshold</w:t>
+      </w:r>
+    </w:p>
+    <w:p>
+      <w:pPr>
+        <w:spacing w:after="40"/>
+        <w:ind w:left="260"/>
+      </w:pPr>
+      <w:r>
+        <w:rPr>
+          <w:rFonts w:ascii="Arial" w:cs="Arial" w:eastAsia="Arial" w:hAnsi="Arial"/>
+          <w:b/>
+          <w:bCs/>
+          <w:sz w:val="19"/>
+          <w:szCs w:val="19"/>
+        </w:rPr>
+        <w:t xml:space="preserve">When </w:t>
+      </w:r>
+      <w:r>
+        <w:rPr>
+          <w:rFonts w:ascii="Arial" w:cs="Arial" w:eastAsia="Arial" w:hAnsi="Arial"/>
+          <w:sz w:val="19"/>
+          <w:szCs w:val="19"/>
+        </w:rPr>
+        <w:t xml:space="preserve">the job runs</w:t>
+      </w:r>
+    </w:p>
+    <w:p>
+      <w:pPr>
+        <w:spacing w:after="40"/>
+        <w:ind w:left="260"/>
+      </w:pPr>
+      <w:r>
+        <w:rPr>
+          <w:rFonts w:ascii="Arial" w:cs="Arial" w:eastAsia="Arial" w:hAnsi="Arial"/>
+          <w:b/>
+          <w:bCs/>
+          <w:sz w:val="19"/>
+          <w:szCs w:val="19"/>
+        </w:rPr>
+        <w:t xml:space="preserve">Then </w:t>
+      </w:r>
+      <w:r>
+        <w:rPr>
+          <w:rFonts w:ascii="Arial" w:cs="Arial" w:eastAsia="Arial" w:hAnsi="Arial"/>
+          <w:sz w:val="19"/>
+          <w:szCs w:val="19"/>
+        </w:rPr>
+        <w:t xml:space="preserve">it averages over the available days (not the full window)</w:t>
+      </w:r>
+    </w:p>
+    <w:p>
+      <w:pPr>
+        <w:spacing w:after="10" w:before="60"/>
+        <w:ind w:left="260"/>
+      </w:pPr>
+      <w:r>
+        <w:rPr>
+          <w:rFonts w:ascii="Arial" w:cs="Arial" w:eastAsia="Arial" w:hAnsi="Arial"/>
+          <w:b/>
+          <w:bCs/>
+          <w:sz w:val="19"/>
+          <w:szCs w:val="19"/>
+        </w:rPr>
+        <w:t xml:space="preserve">AC-06 </w:t>
+      </w:r>
+      <w:r>
+        <w:rPr>
+          <w:rFonts w:ascii="Arial" w:cs="Arial" w:eastAsia="Arial" w:hAnsi="Arial"/>
+          <w:b/>
+          <w:bCs/>
+          <w:color w:val="854F0B"/>
+          <w:sz w:val="18"/>
+          <w:szCs w:val="18"/>
+        </w:rPr>
+        <w:t xml:space="preserve">(Edge case — graduation)</w:t>
+      </w:r>
+    </w:p>
+    <w:p>
+      <w:pPr>
+        <w:spacing w:after="40"/>
+        <w:ind w:left="260"/>
+      </w:pPr>
+      <w:r>
+        <w:rPr>
+          <w:rFonts w:ascii="Arial" w:cs="Arial" w:eastAsia="Arial" w:hAnsi="Arial"/>
+          <w:b/>
+          <w:bCs/>
+          <w:sz w:val="19"/>
+          <w:szCs w:val="19"/>
+        </w:rPr>
+        <w:t xml:space="preserve">Given </w:t>
+      </w:r>
+      <w:r>
+        <w:rPr>
+          <w:rFonts w:ascii="Arial" w:cs="Arial" w:eastAsia="Arial" w:hAnsi="Arial"/>
+          <w:sz w:val="19"/>
+          <w:szCs w:val="19"/>
+        </w:rPr>
+        <w:t xml:space="preserve">a SKU that was on the cold-start seed accumulates history and crosses the threshold</w:t>
+      </w:r>
+    </w:p>
+    <w:p>
+      <w:pPr>
+        <w:spacing w:after="40"/>
+        <w:ind w:left="260"/>
+      </w:pPr>
+      <w:r>
+        <w:rPr>
+          <w:rFonts w:ascii="Arial" w:cs="Arial" w:eastAsia="Arial" w:hAnsi="Arial"/>
+          <w:b/>
+          <w:bCs/>
+          <w:sz w:val="19"/>
+          <w:szCs w:val="19"/>
+        </w:rPr>
+        <w:t xml:space="preserve">When </w:t>
+      </w:r>
+      <w:r>
+        <w:rPr>
+          <w:rFonts w:ascii="Arial" w:cs="Arial" w:eastAsia="Arial" w:hAnsi="Arial"/>
+          <w:sz w:val="19"/>
+          <w:szCs w:val="19"/>
+        </w:rPr>
+        <w:t xml:space="preserve">the nightly job runs</w:t>
+      </w:r>
+    </w:p>
+    <w:p>
+      <w:pPr>
+        <w:spacing w:after="40"/>
+        <w:ind w:left="260"/>
+      </w:pPr>
+      <w:r>
+        <w:rPr>
+          <w:rFonts w:ascii="Arial" w:cs="Arial" w:eastAsia="Arial" w:hAnsi="Arial"/>
+          <w:b/>
+          <w:bCs/>
+          <w:sz w:val="19"/>
+          <w:szCs w:val="19"/>
+        </w:rPr>
+        <w:t xml:space="preserve">Then </w:t>
+      </w:r>
+      <w:r>
+        <w:rPr>
+          <w:rFonts w:ascii="Arial" w:cs="Arial" w:eastAsia="Arial" w:hAnsi="Arial"/>
+          <w:sz w:val="19"/>
+          <w:szCs w:val="19"/>
+        </w:rPr>
+        <w:t xml:space="preserve">it switches from seed to computed velocity automatically and silently — no user action (see US-003)</w:t>
+      </w:r>
+    </w:p>
+    <w:p>
+      <w:pPr>
+        <w:spacing w:after="10" w:before="60"/>
+        <w:ind w:left="260"/>
+      </w:pPr>
+      <w:r>
+        <w:rPr>
+          <w:rFonts w:ascii="Arial" w:cs="Arial" w:eastAsia="Arial" w:hAnsi="Arial"/>
+          <w:b/>
+          <w:bCs/>
+          <w:sz w:val="19"/>
+          <w:szCs w:val="19"/>
+        </w:rPr>
+        <w:t xml:space="preserve">AC-07 </w:t>
       </w:r>
       <w:r>
         <w:rPr>
@@ -6043,7 +6299,7 @@
           <w:sz w:val="19"/>
           <w:szCs w:val="19"/>
         </w:rPr>
-        <w:t xml:space="preserve">Minimum history — ≥ configurable N days (default 14) or item marked cold-start. </w:t>
+        <w:t xml:space="preserve">Cold-start threshold — primary gate = configurable N DAYS of sellable history (default 14); optional secondary guard = minimum sales-transaction count; below EITHER → cold-start. </w:t>
       </w:r>
       <w:r>
         <w:rPr>
@@ -6054,7 +6310,42 @@
           <w:sz w:val="19"/>
           <w:szCs w:val="19"/>
         </w:rPr>
-        <w:t xml:space="preserve">If violated: Cold-start items routed to Needs setup, see US-003</w:t>
+        <w:t xml:space="preserve">If violated: Below threshold routed to Needs setup + seed, see US-003</w:t>
+      </w:r>
+    </w:p>
+    <w:p>
+      <w:pPr>
+        <w:spacing w:after="30"/>
+        <w:ind w:left="260"/>
+      </w:pPr>
+      <w:r>
+        <w:rPr>
+          <w:rFonts w:ascii="Arial" w:cs="Arial" w:eastAsia="Arial" w:hAnsi="Arial"/>
+          <w:b/>
+          <w:bCs/>
+          <w:sz w:val="19"/>
+          <w:szCs w:val="19"/>
+        </w:rPr>
+        <w:t xml:space="preserve">VR-04: </w:t>
+      </w:r>
+      <w:r>
+        <w:rPr>
+          <w:rFonts w:ascii="Arial" w:cs="Arial" w:eastAsia="Arial" w:hAnsi="Arial"/>
+          <w:sz w:val="19"/>
+          <w:szCs w:val="19"/>
+        </w:rPr>
+        <w:t xml:space="preserve">Demand is never a settings default — avg daily demand is system-computed from sales history (this story); it is NOT a user-entered settings field (D16). Only the cold-start SEED is user-entered, per category, scoped to new products. </w:t>
+      </w:r>
+      <w:r>
+        <w:rPr>
+          <w:rFonts w:ascii="Arial" w:cs="Arial" w:eastAsia="Arial" w:hAnsi="Arial"/>
+          <w:i/>
+          <w:iCs/>
+          <w:color w:val="555555"/>
+          <w:sz w:val="19"/>
+          <w:szCs w:val="19"/>
+        </w:rPr>
+        <w:t xml:space="preserve">If violated: Reject any manual per-SKU "default demand" input outside cold-start</w:t>
       </w:r>
     </w:p>
     <w:tbl>
@@ -6650,7 +6941,7 @@
           <w:sz w:val="19"/>
           <w:szCs w:val="19"/>
         </w:rPr>
-        <w:t xml:space="preserve">an item-warehouse has &lt; 14 days of sales history</w:t>
+        <w:t xml:space="preserve">an item-warehouse has zero OR thin sales history (below the cold-start threshold)</w:t>
       </w:r>
     </w:p>
     <w:p>
@@ -6698,7 +6989,7 @@
           <w:sz w:val="19"/>
           <w:szCs w:val="19"/>
         </w:rPr>
-        <w:t xml:space="preserve">it is labelled "cold-start (demand)" and I can enter a manual expected daily demand or inherit a category average</w:t>
+        <w:t xml:space="preserve">it is labelled "cold-start (demand)" and defaults to the per-category cold-start seed; I can override with a manual expected daily demand for that item</w:t>
       </w:r>
     </w:p>
     <w:p>
@@ -6824,7 +7115,7 @@
           <w:sz w:val="18"/>
           <w:szCs w:val="18"/>
         </w:rPr>
-        <w:t xml:space="preserve">(Edge case — boundary)</w:t>
+        <w:t xml:space="preserve">(Edge case — silent graduation)</w:t>
       </w:r>
     </w:p>
     <w:p>
@@ -6848,7 +7139,7 @@
           <w:sz w:val="19"/>
           <w:szCs w:val="19"/>
         </w:rPr>
-        <w:t xml:space="preserve">a cold-start item-warehouse crosses the history threshold (and lead time becomes derivable)</w:t>
+        <w:t xml:space="preserve">a cold-start item-warehouse crosses the history threshold (and/or lead time becomes derivable)</w:t>
       </w:r>
     </w:p>
     <w:p>
@@ -6896,7 +7187,7 @@
           <w:sz w:val="19"/>
           <w:szCs w:val="19"/>
         </w:rPr>
-        <w:t xml:space="preserve">it auto-switches to computed demand/derived lead time and leaves Needs setup</w:t>
+        <w:t xml:space="preserve">it auto-switches from seed to computed demand / derived lead time and leaves Needs setup — automatic and silent, no user action; the seed must never become a permanent manual number</w:t>
       </w:r>
     </w:p>
     <w:p>
@@ -7060,7 +7351,7 @@
           <w:sz w:val="19"/>
           <w:szCs w:val="19"/>
         </w:rPr>
-        <w:t xml:space="preserve">Cold-start threshold — configurable, default 14 days of movement. </w:t>
+        <w:t xml:space="preserve">Cold-start threshold — primary = configurable N days of sellable history (default 14); optional secondary min sales-count guard; applies below EITHER. </w:t>
       </w:r>
       <w:r>
         <w:rPr>
@@ -7095,6 +7386,41 @@
           <w:sz w:val="19"/>
           <w:szCs w:val="19"/>
         </w:rPr>
+        <w:t xml:space="preserve">Cold-start seed grain — expected daily demand seed is set PER CATEGORY (default) and overridable per item×warehouse; labelled "new products only" — it is the ONLY user-entered demand value (D16). </w:t>
+      </w:r>
+      <w:r>
+        <w:rPr>
+          <w:rFonts w:ascii="Arial" w:cs="Arial" w:eastAsia="Arial" w:hAnsi="Arial"/>
+          <w:i/>
+          <w:iCs/>
+          <w:color w:val="555555"/>
+          <w:sz w:val="19"/>
+          <w:szCs w:val="19"/>
+        </w:rPr>
+        <w:t xml:space="preserve">If violated: —</w:t>
+      </w:r>
+    </w:p>
+    <w:p>
+      <w:pPr>
+        <w:spacing w:after="30"/>
+        <w:ind w:left="260"/>
+      </w:pPr>
+      <w:r>
+        <w:rPr>
+          <w:rFonts w:ascii="Arial" w:cs="Arial" w:eastAsia="Arial" w:hAnsi="Arial"/>
+          <w:b/>
+          <w:bCs/>
+          <w:sz w:val="19"/>
+          <w:szCs w:val="19"/>
+        </w:rPr>
+        <w:t xml:space="preserve">VR-03: </w:t>
+      </w:r>
+      <w:r>
+        <w:rPr>
+          <w:rFonts w:ascii="Arial" w:cs="Arial" w:eastAsia="Arial" w:hAnsi="Arial"/>
+          <w:sz w:val="19"/>
+          <w:szCs w:val="19"/>
+        </w:rPr>
         <w:t xml:space="preserve">Manual demand / lead time — integer ≥ 0. </w:t>
       </w:r>
       <w:r>
@@ -7122,7 +7448,7 @@
           <w:sz w:val="19"/>
           <w:szCs w:val="19"/>
         </w:rPr>
-        <w:t xml:space="preserve">VR-03: </w:t>
+        <w:t xml:space="preserve">VR-04: </w:t>
       </w:r>
       <w:r>
         <w:rPr>
@@ -26882,7 +27208,7 @@
           <w:sz w:val="19"/>
           <w:szCs w:val="19"/>
         </w:rPr>
-        <w:t xml:space="preserve">it inherits the effective value (product default → category → global), so every warehouse always has a resolved reorder point &amp; safety days</w:t>
+        <w:t xml:space="preserve">every warehouse still resolves a reorder point because it is COMPUTED from resolved INPUTS — safety days (cascade), lead time (ladder), demand (computed or cold-start seed) — not from a min-stock floor; there is NO direct min-stock category/global seed (D17)</w:t>
       </w:r>
     </w:p>
     <w:p>
